--- a/docs/Contexto_Brand_Kit_2026_v1.docx
+++ b/docs/Contexto_Brand_Kit_2026_v1.docx
@@ -8101,7 +8101,7 @@
           <w:sz w:val="18"/>
           <w:szCs w:val="18"/>
         </w:rPr>
-        <w:t xml:space="preserve">ACCIÓN PARA PRODUCTO  </w:t>
+        <w:t xml:space="preserve">IMPLEMENTADO — 2026-08-20  </w:t>
       </w:r>
       <w:r>
         <w:rPr>
@@ -8110,7 +8110,7 @@
           <w:sz w:val="18"/>
           <w:szCs w:val="18"/>
         </w:rPr>
-        <w:t xml:space="preserve">Estas cuatro variantes son texto y borde en tema claro. Los hex originales se quedan solo para rellenos y superficies, donde no hay requisito de contraste. También hay que subir --text-dim de #8C8C8C a #959595 en oscuro para que pase AA sobre --surface-2.</w:t>
+        <w:t xml:space="preserve">Ya están en frontend/src/index.css. Los hex originales se conservan para rellenos y superficies, donde no hay requisito de contraste. En el mismo cambio: --accent de tema claro pasó de #14A79F a #1C746F (sus 2 usos son texto y borde, ninguno relleno), --text-dim de #A1A1AA a #676772 en claro, y de #8C8C8C a #959595 en oscuro para que pase AA sobre --surface-2.</w:t>
       </w:r>
     </w:p>
     <w:p>
@@ -15745,11 +15745,11 @@
                 <w:b/>
                 <w:bCs/>
                 <w:caps w:val="false"/>
-                <w:color w:val="846317"/>
-                <w:sz w:val="18"/>
-                <w:szCs w:val="18"/>
-              </w:rPr>
-              <w:t xml:space="preserve">PROPUESTA</w:t>
+                <w:color w:val="166534"/>
+                <w:sz w:val="18"/>
+                <w:szCs w:val="18"/>
+              </w:rPr>
+              <w:t xml:space="preserve">IMPLEMENTADO</w:t>
             </w:r>
           </w:p>
         </w:tc>
@@ -15776,7 +15776,7 @@
                 <w:sz w:val="18"/>
                 <w:szCs w:val="18"/>
               </w:rPr>
-              <w:t xml:space="preserve">Derivadas por cálculo; falta implementarlas en la app</w:t>
+              <w:t xml:space="preserve">En frontend/src/index.css desde el 2026-08-20</w:t>
             </w:r>
           </w:p>
         </w:tc>
